--- a/labs/2425/StoringNumbers/StoringNumbers.docx
+++ b/labs/2425/StoringNumbers/StoringNumbers.docx
@@ -1,6 +1,6 @@
 
 <file path=word/document.xml><?xml version="1.0" encoding="utf-8"?>
-<w:document xmlns:wpc="http://schemas.microsoft.com/office/word/2010/wordprocessingCanvas" xmlns:cx="http://schemas.microsoft.com/office/drawing/2014/chartex" xmlns:cx1="http://schemas.microsoft.com/office/drawing/2015/9/8/chartex" xmlns:cx2="http://schemas.microsoft.com/office/drawing/2015/10/21/chartex" xmlns:cx3="http://schemas.microsoft.com/office/drawing/2016/5/9/chartex" xmlns:cx4="http://schemas.microsoft.com/office/drawing/2016/5/10/chartex" xmlns:cx5="http://schemas.microsoft.com/office/drawing/2016/5/11/chartex" xmlns:cx6="http://schemas.microsoft.com/office/drawing/2016/5/12/chartex" xmlns:cx7="http://schemas.microsoft.com/office/drawing/2016/5/13/chartex" xmlns:cx8="http://schemas.microsoft.com/office/drawing/2016/5/14/chartex" xmlns:mc="http://schemas.openxmlformats.org/markup-compatibility/2006" xmlns:aink="http://schemas.microsoft.com/office/drawing/2016/ink" xmlns:am3d="http://schemas.microsoft.com/office/drawing/2017/model3d" xmlns:o="urn:schemas-microsoft-com:office:office" xmlns:oel="http://schemas.microsoft.com/office/2019/extlst" xmlns:r="http://schemas.openxmlformats.org/officeDocument/2006/relationships" xmlns:m="http://schemas.openxmlformats.org/officeDocument/2006/math" xmlns:v="urn:schemas-microsoft-com:vml" xmlns:wp14="http://schemas.microsoft.com/office/word/2010/wordprocessingDrawing" xmlns:wp="http://schemas.openxmlformats.org/drawingml/2006/wordprocessingDrawing" xmlns:w10="urn:schemas-microsoft-com:office:word" xmlns:w="http://schemas.openxmlformats.org/wordprocessingml/2006/main" xmlns:w14="http://schemas.microsoft.com/office/word/2010/wordml" xmlns:w15="http://schemas.microsoft.com/office/word/2012/wordml" xmlns:w16cex="http://schemas.microsoft.com/office/word/2018/wordml/cex" xmlns:w16cid="http://schemas.microsoft.com/office/word/2016/wordml/cid" xmlns:w16="http://schemas.microsoft.com/office/word/2018/wordml" xmlns:w16du="http://schemas.microsoft.com/office/word/2023/wordml/word16du" xmlns:w16sdtdh="http://schemas.microsoft.com/office/word/2020/wordml/sdtdatahash" xmlns:w16se="http://schemas.microsoft.com/office/word/2015/wordml/symex" xmlns:wpg="http://schemas.microsoft.com/office/word/2010/wordprocessingGroup" xmlns:wpi="http://schemas.microsoft.com/office/word/2010/wordprocessingInk" xmlns:wne="http://schemas.microsoft.com/office/word/2006/wordml" xmlns:wps="http://schemas.microsoft.com/office/word/2010/wordprocessingShape" mc:Ignorable="w14 w15 w16se w16cid w16 w16cex w16sdtdh w16du wp14">
+<w:document xmlns:wpc="http://schemas.microsoft.com/office/word/2010/wordprocessingCanvas" xmlns:cx="http://schemas.microsoft.com/office/drawing/2014/chartex" xmlns:cx1="http://schemas.microsoft.com/office/drawing/2015/9/8/chartex" xmlns:cx2="http://schemas.microsoft.com/office/drawing/2015/10/21/chartex" xmlns:cx3="http://schemas.microsoft.com/office/drawing/2016/5/9/chartex" xmlns:cx4="http://schemas.microsoft.com/office/drawing/2016/5/10/chartex" xmlns:cx5="http://schemas.microsoft.com/office/drawing/2016/5/11/chartex" xmlns:cx6="http://schemas.microsoft.com/office/drawing/2016/5/12/chartex" xmlns:cx7="http://schemas.microsoft.com/office/drawing/2016/5/13/chartex" xmlns:cx8="http://schemas.microsoft.com/office/drawing/2016/5/14/chartex" xmlns:mc="http://schemas.openxmlformats.org/markup-compatibility/2006" xmlns:aink="http://schemas.microsoft.com/office/drawing/2016/ink" xmlns:am3d="http://schemas.microsoft.com/office/drawing/2017/model3d" xmlns:o="urn:schemas-microsoft-com:office:office" xmlns:r="http://schemas.openxmlformats.org/officeDocument/2006/relationships" xmlns:m="http://schemas.openxmlformats.org/officeDocument/2006/math" xmlns:v="urn:schemas-microsoft-com:vml" xmlns:wp14="http://schemas.microsoft.com/office/word/2010/wordprocessingDrawing" xmlns:wp="http://schemas.openxmlformats.org/drawingml/2006/wordprocessingDrawing" xmlns:w10="urn:schemas-microsoft-com:office:word" xmlns:w="http://schemas.openxmlformats.org/wordprocessingml/2006/main" xmlns:w14="http://schemas.microsoft.com/office/word/2010/wordml" xmlns:w15="http://schemas.microsoft.com/office/word/2012/wordml" xmlns:w16cex="http://schemas.microsoft.com/office/word/2018/wordml/cex" xmlns:w16cid="http://schemas.microsoft.com/office/word/2016/wordml/cid" xmlns:w16="http://schemas.microsoft.com/office/word/2018/wordml" xmlns:w16se="http://schemas.microsoft.com/office/word/2015/wordml/symex" xmlns:wpg="http://schemas.microsoft.com/office/word/2010/wordprocessingGroup" xmlns:wpi="http://schemas.microsoft.com/office/word/2010/wordprocessingInk" xmlns:wne="http://schemas.microsoft.com/office/word/2006/wordml" xmlns:wps="http://schemas.microsoft.com/office/word/2010/wordprocessingShape" mc:Ignorable="w14 w15 w16se w16cid w16 w16cex wp14">
   <w:body>
     <w:p>
       <w:pPr>
@@ -152,6 +152,7 @@
                   <w14:uncheckedState w14:val="2610" w14:font="MS Gothic"/>
                 </w14:checkbox>
               </w:sdtPr>
+              <w:sdtEndPr/>
               <w:sdtContent>
                 <w:r>
                   <w:rPr>
@@ -205,6 +206,7 @@
                   <w14:uncheckedState w14:val="2610" w14:font="MS Gothic"/>
                 </w14:checkbox>
               </w:sdtPr>
+              <w:sdtEndPr/>
               <w:sdtContent>
                 <w:r>
                   <w:rPr>
@@ -251,6 +253,7 @@
                   <w14:uncheckedState w14:val="2610" w14:font="MS Gothic"/>
                 </w14:checkbox>
               </w:sdtPr>
+              <w:sdtEndPr/>
               <w:sdtContent>
                 <w:r>
                   <w:rPr>
@@ -304,6 +307,7 @@
                   <w14:uncheckedState w14:val="2610" w14:font="MS Gothic"/>
                 </w14:checkbox>
               </w:sdtPr>
+              <w:sdtEndPr/>
               <w:sdtContent>
                 <w:r>
                   <w:rPr>
@@ -365,6 +369,7 @@
                   <w14:uncheckedState w14:val="2610" w14:font="MS Gothic"/>
                 </w14:checkbox>
               </w:sdtPr>
+              <w:sdtEndPr/>
               <w:sdtContent>
                 <w:r>
                   <w:rPr>
@@ -415,6 +420,7 @@
                   <w14:uncheckedState w14:val="2610" w14:font="MS Gothic"/>
                 </w14:checkbox>
               </w:sdtPr>
+              <w:sdtEndPr/>
               <w:sdtContent>
                 <w:r>
                   <w:rPr>
@@ -473,6 +479,7 @@
                   <w14:uncheckedState w14:val="2610" w14:font="MS Gothic"/>
                 </w14:checkbox>
               </w:sdtPr>
+              <w:sdtEndPr/>
               <w:sdtContent>
                 <w:r>
                   <w:rPr>
@@ -530,6 +537,7 @@
                   <w14:uncheckedState w14:val="2610" w14:font="MS Gothic"/>
                 </w14:checkbox>
               </w:sdtPr>
+              <w:sdtEndPr/>
               <w:sdtContent>
                 <w:r>
                   <w:rPr>
@@ -1063,7 +1071,6 @@
                 <w:rFonts w:ascii="Calibri" w:hAnsi="Calibri"/>
                 <w:color w:val="000000"/>
               </w:rPr>
-              <w:lastRenderedPageBreak/>
               <w:t xml:space="preserve">Given the amounts above, discuss with your group the following prompts, </w:t>
             </w:r>
           </w:p>
@@ -1094,12 +1101,21 @@
                 <w:color w:val="000000"/>
               </w:rPr>
             </w:pPr>
+            <w:proofErr w:type="gramStart"/>
             <w:r>
               <w:rPr>
                 <w:rFonts w:ascii="Calibri" w:hAnsi="Calibri"/>
                 <w:color w:val="000000"/>
               </w:rPr>
-              <w:t>What’s the largest amount of change that you can give someone?</w:t>
+              <w:t>What’s</w:t>
+            </w:r>
+            <w:proofErr w:type="gramEnd"/>
+            <w:r>
+              <w:rPr>
+                <w:rFonts w:ascii="Calibri" w:hAnsi="Calibri"/>
+                <w:color w:val="000000"/>
+              </w:rPr>
+              <w:t xml:space="preserve"> the largest amount of change that you can give someone?</w:t>
             </w:r>
           </w:p>
           <w:p>
@@ -1118,12 +1134,21 @@
                 <w:color w:val="000000"/>
               </w:rPr>
             </w:pPr>
+            <w:proofErr w:type="gramStart"/>
             <w:r>
               <w:rPr>
                 <w:rFonts w:ascii="Calibri" w:hAnsi="Calibri"/>
                 <w:color w:val="000000"/>
               </w:rPr>
-              <w:t>What’s the smallest amount?</w:t>
+              <w:t>What’s</w:t>
+            </w:r>
+            <w:proofErr w:type="gramEnd"/>
+            <w:r>
+              <w:rPr>
+                <w:rFonts w:ascii="Calibri" w:hAnsi="Calibri"/>
+                <w:color w:val="000000"/>
+              </w:rPr>
+              <w:t xml:space="preserve"> the smallest amount?</w:t>
             </w:r>
           </w:p>
           <w:p>
@@ -1701,7 +1726,7 @@
                     </wp:anchor>
                   </w:drawing>
                 </mc:Choice>
-                <mc:Fallback>
+                <mc:Fallback xmlns:w16sdtdh="http://schemas.microsoft.com/office/word/2020/wordml/sdtdatahash" xmlns:w16du="http://schemas.microsoft.com/office/word/2023/wordml/word16du" xmlns:oel="http://schemas.microsoft.com/office/2019/extlst">
                   <w:pict/>
                 </mc:Fallback>
               </mc:AlternateContent>
@@ -1893,7 +1918,6 @@
           <w:szCs w:val="28"/>
           <w:highlight w:val="white"/>
         </w:rPr>
-        <w:lastRenderedPageBreak/>
         <w:t>Explore the virtual Flippy-Do 2</w:t>
       </w:r>
     </w:p>
@@ -1989,7 +2013,7 @@
               </wp:anchor>
             </w:drawing>
           </mc:Choice>
-          <mc:Fallback>
+          <mc:Fallback xmlns:w16sdtdh="http://schemas.microsoft.com/office/word/2020/wordml/sdtdatahash" xmlns:w16du="http://schemas.microsoft.com/office/word/2023/wordml/word16du" xmlns:oel="http://schemas.microsoft.com/office/2019/extlst">
             <w:pict>
               <v:rect id="shape_0" ID="Shape2" stroked="t" style="position:absolute;margin-left:340.45pt;margin-top:3.85pt;width:119.3pt;height:204.7pt">
                 <w10:wrap type="none"/>
@@ -2080,7 +2104,35 @@
           <w:szCs w:val="20"/>
           <w:highlight w:val="white"/>
         </w:rPr>
-        <w:t xml:space="preserve">Now that you have started thinking about place value and overflow, we are going to work on a different problem. What happens when there aren’t enough place values to represent a number? You will explore this with a new version of the Flippy Do, the Flippy Do 2!  This is illustrated below, </w:t>
+        <w:t xml:space="preserve">Now that you have started thinking about place value and overflow, we are going to work on a different problem. What happens when there </w:t>
+      </w:r>
+      <w:proofErr w:type="gramStart"/>
+      <w:r>
+        <w:rPr>
+          <w:rStyle w:val="Emphasis"/>
+          <w:rFonts w:ascii="Calibri" w:hAnsi="Calibri" w:cs="Calibri"/>
+          <w:i w:val="0"/>
+          <w:iCs w:val="0"/>
+          <w:color w:val="000000"/>
+          <w:sz w:val="20"/>
+          <w:szCs w:val="20"/>
+          <w:highlight w:val="white"/>
+        </w:rPr>
+        <w:t>aren’t</w:t>
+      </w:r>
+      <w:proofErr w:type="gramEnd"/>
+      <w:r>
+        <w:rPr>
+          <w:rStyle w:val="Emphasis"/>
+          <w:rFonts w:ascii="Calibri" w:hAnsi="Calibri" w:cs="Calibri"/>
+          <w:i w:val="0"/>
+          <w:iCs w:val="0"/>
+          <w:color w:val="000000"/>
+          <w:sz w:val="20"/>
+          <w:szCs w:val="20"/>
+          <w:highlight w:val="white"/>
+        </w:rPr>
+        <w:t xml:space="preserve"> enough place values to represent a number? You will explore this with a new version of the Flippy Do, the Flippy Do 2!  This is illustrated below, </w:t>
       </w:r>
     </w:p>
     <w:p>
@@ -2485,7 +2537,6 @@
           <w:szCs w:val="28"/>
           <w:highlight w:val="white"/>
         </w:rPr>
-        <w:lastRenderedPageBreak/>
         <w:t>Complete the Flippy-Do 2 challenges</w:t>
       </w:r>
     </w:p>
@@ -3058,7 +3109,23 @@
                 <w:rFonts w:ascii="Calibri" w:hAnsi="Calibri"/>
                 <w:color w:val="000000"/>
               </w:rPr>
-              <w:t>Is it possible to represent the following amounts using the Flippy-Do 2.  How could you modify the Flippy-Do 2 to represent the amount shown?</w:t>
+              <w:t xml:space="preserve">Is it possible to represent the following amounts using the Flippy-Do </w:t>
+            </w:r>
+            <w:proofErr w:type="gramStart"/>
+            <w:r>
+              <w:rPr>
+                <w:rFonts w:ascii="Calibri" w:hAnsi="Calibri"/>
+                <w:color w:val="000000"/>
+              </w:rPr>
+              <w:t>2.</w:t>
+            </w:r>
+            <w:proofErr w:type="gramEnd"/>
+            <w:r>
+              <w:rPr>
+                <w:rFonts w:ascii="Calibri" w:hAnsi="Calibri"/>
+                <w:color w:val="000000"/>
+              </w:rPr>
+              <w:t xml:space="preserve">  How could you modify the Flippy-Do 2 to represent the amount shown?</w:t>
             </w:r>
           </w:p>
         </w:tc>
@@ -3171,6 +3238,7 @@
               <w:rPr>
                 <w:noProof/>
               </w:rPr>
+              <w:lastRenderedPageBreak/>
               <w:drawing>
                 <wp:inline distT="0" distB="0" distL="0" distR="0" wp14:anchorId="305BAE36" wp14:editId="48372103">
                   <wp:extent cx="676275" cy="666750"/>
@@ -3475,7 +3543,6 @@
           <w:sz w:val="28"/>
           <w:szCs w:val="28"/>
         </w:rPr>
-        <w:lastRenderedPageBreak/>
         <w:t>Complete the pie challenge</w:t>
       </w:r>
     </w:p>
@@ -3545,7 +3612,23 @@
           <w:rFonts w:ascii="Calibri" w:hAnsi="Calibri" w:cstheme="majorHAnsi"/>
           <w:color w:val="000000"/>
         </w:rPr>
-        <w:t xml:space="preserve"> need to make a decision </w:t>
+        <w:t xml:space="preserve"> need to </w:t>
+      </w:r>
+      <w:proofErr w:type="gramStart"/>
+      <w:r>
+        <w:rPr>
+          <w:rFonts w:ascii="Calibri" w:hAnsi="Calibri" w:cstheme="majorHAnsi"/>
+          <w:color w:val="000000"/>
+        </w:rPr>
+        <w:t>make a decision</w:t>
+      </w:r>
+      <w:proofErr w:type="gramEnd"/>
+      <w:r>
+        <w:rPr>
+          <w:rFonts w:ascii="Calibri" w:hAnsi="Calibri" w:cstheme="majorHAnsi"/>
+          <w:color w:val="000000"/>
+        </w:rPr>
+        <w:t xml:space="preserve"> </w:t>
       </w:r>
       <w:r>
         <w:rPr>
@@ -4580,6 +4663,14 @@
     <w:p>
       <w:pPr>
         <w:rPr>
+          <w:rFonts w:asciiTheme="majorHAnsi" w:hAnsiTheme="majorHAnsi" w:cstheme="majorHAnsi"/>
+          <w:color w:val="000000"/>
+        </w:rPr>
+      </w:pPr>
+    </w:p>
+    <w:p>
+      <w:pPr>
+        <w:rPr>
           <w:rFonts w:ascii="Calibri" w:hAnsi="Calibri" w:cstheme="majorHAnsi"/>
           <w:color w:val="000000"/>
         </w:rPr>
@@ -4590,6 +4681,7 @@
           <w:noProof/>
           <w:color w:val="000000"/>
         </w:rPr>
+        <w:lastRenderedPageBreak/>
         <mc:AlternateContent>
           <mc:Choice Requires="wpi">
             <w:drawing>
@@ -4622,7 +4714,7 @@
               </wp:anchor>
             </w:drawing>
           </mc:Choice>
-          <mc:Fallback>
+          <mc:Fallback xmlns:w16sdtdh="http://schemas.microsoft.com/office/word/2020/wordml/sdtdatahash" xmlns:w16du="http://schemas.microsoft.com/office/word/2023/wordml/word16du" xmlns:oel="http://schemas.microsoft.com/office/2019/extlst">
             <w:pict>
               <v:shapetype w14:anchorId="4D1E42EA" id="_x0000_t75" coordsize="21600,21600" o:spt="75" o:preferrelative="t" path="m@4@5l@4@11@9@11@9@5xe" filled="f" stroked="f">
                 <v:stroke joinstyle="miter"/>
@@ -4742,7 +4834,7 @@
                 <v:stroke joinstyle="miter"/>
                 <v:path gradientshapeok="t" o:connecttype="rect"/>
               </v:shapetype>
-              <v:shape id="Text Box 2" o:spid="_x0000_s1026" type="#_x0000_t202" style="position:absolute;margin-left:139.95pt;margin-top:31.35pt;width:108.6pt;height:64.2pt;z-index:251666432;visibility:visible;mso-wrap-style:square;mso-width-percent:0;mso-height-percent:0;mso-wrap-distance-left:9pt;mso-wrap-distance-top:3.6pt;mso-wrap-distance-right:9pt;mso-wrap-distance-bottom:3.6pt;mso-position-horizontal:absolute;mso-position-horizontal-relative:text;mso-position-vertical:absolute;mso-position-vertical-relative:text;mso-width-percent:0;mso-height-percent:0;mso-width-relative:margin;mso-height-relative:margin;v-text-anchor:top" o:gfxdata="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" stroked="f">
+              <v:shape id="Text Box 2" o:spid="_x0000_s1026" type="#_x0000_t202" style="position:absolute;margin-left:139.95pt;margin-top:31.35pt;width:108.6pt;height:64.2pt;z-index:251666432;visibility:visible;mso-wrap-style:square;mso-width-percent:0;mso-height-percent:0;mso-wrap-distance-left:9pt;mso-wrap-distance-top:3.6pt;mso-wrap-distance-right:9pt;mso-wrap-distance-bottom:3.6pt;mso-position-horizontal:absolute;mso-position-horizontal-relative:text;mso-position-vertical:absolute;mso-position-vertical-relative:text;mso-width-percent:0;mso-height-percent:0;mso-width-relative:margin;mso-height-relative:margin;v-text-anchor:top" o:gfxdata="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" stroked="f">
                 <v:textbox>
                   <w:txbxContent>
                     <w:p>
@@ -4839,7 +4931,7 @@
               </wp:anchor>
             </w:drawing>
           </mc:Choice>
-          <mc:Fallback>
+          <mc:Fallback xmlns:w16sdtdh="http://schemas.microsoft.com/office/word/2020/wordml/sdtdatahash" xmlns:w16du="http://schemas.microsoft.com/office/word/2023/wordml/word16du" xmlns:oel="http://schemas.microsoft.com/office/2019/extlst">
             <w:pict>
               <v:rect w14:anchorId="1A889923" id="Rectangle 21" o:spid="_x0000_s1026" style="position:absolute;margin-left:268.8pt;margin-top:13.95pt;width:200.4pt;height:99pt;z-index:251659264;visibility:visible;mso-wrap-style:square;mso-wrap-distance-left:9pt;mso-wrap-distance-top:0;mso-wrap-distance-right:9pt;mso-wrap-distance-bottom:0;mso-position-horizontal:absolute;mso-position-horizontal-relative:text;mso-position-vertical:absolute;mso-position-vertical-relative:text;v-text-anchor:middle" o:gfxdata="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" filled="f" strokecolor="black [3213]"/>
             </w:pict>
@@ -4940,7 +5032,7 @@
               </wp:anchor>
             </w:drawing>
           </mc:Choice>
-          <mc:Fallback>
+          <mc:Fallback xmlns:w16sdtdh="http://schemas.microsoft.com/office/word/2020/wordml/sdtdatahash" xmlns:w16du="http://schemas.microsoft.com/office/word/2023/wordml/word16du" xmlns:oel="http://schemas.microsoft.com/office/2019/extlst">
             <w:pict>
               <v:shape w14:anchorId="07E196EE" id="Ink 52" o:spid="_x0000_s1026" type="#_x0000_t75" style="position:absolute;margin-left:237.4pt;margin-top:5.95pt;width:28.85pt;height:2.35pt;z-index:251669504;visibility:visible;mso-wrap-style:square;mso-wrap-distance-left:9pt;mso-wrap-distance-top:0;mso-wrap-distance-right:9pt;mso-wrap-distance-bottom:0;mso-position-horizontal:absolute;mso-position-horizontal-relative:text;mso-position-vertical:absolute;mso-position-vertical-relative:text" o:gfxdata="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">
                 <v:imagedata r:id="rId24" o:title=""/>
@@ -4995,7 +5087,7 @@
               </wp:anchor>
             </w:drawing>
           </mc:Choice>
-          <mc:Fallback>
+          <mc:Fallback xmlns:w16sdtdh="http://schemas.microsoft.com/office/word/2020/wordml/sdtdatahash" xmlns:w16du="http://schemas.microsoft.com/office/word/2023/wordml/word16du" xmlns:oel="http://schemas.microsoft.com/office/2019/extlst">
             <w:pict>
               <v:shape w14:anchorId="0F747744" id="Ink 51" o:spid="_x0000_s1026" type="#_x0000_t75" style="position:absolute;margin-left:135.6pt;margin-top:24.5pt;width:44.15pt;height:20.9pt;z-index:251668480;visibility:visible;mso-wrap-style:square;mso-wrap-distance-left:9pt;mso-wrap-distance-top:0;mso-wrap-distance-right:9pt;mso-wrap-distance-bottom:0;mso-position-horizontal:absolute;mso-position-horizontal-relative:text;mso-position-vertical:absolute;mso-position-vertical-relative:text" o:gfxdata="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">
                 <v:imagedata r:id="rId26" o:title=""/>
@@ -5056,47 +5148,6 @@
     <w:p>
       <w:pPr>
         <w:rPr>
-          <w:rFonts w:asciiTheme="majorHAnsi" w:hAnsiTheme="majorHAnsi" w:cstheme="majorHAnsi"/>
-          <w:color w:val="000000"/>
-        </w:rPr>
-      </w:pPr>
-    </w:p>
-    <w:p>
-      <w:pPr>
-        <w:rPr>
-          <w:rFonts w:ascii="Calibri" w:hAnsi="Calibri" w:cs="Calibri"/>
-          <w:b/>
-          <w:color w:val="ED7D31"/>
-          <w:sz w:val="28"/>
-          <w:szCs w:val="28"/>
-        </w:rPr>
-      </w:pPr>
-    </w:p>
-    <w:p>
-      <w:pPr>
-        <w:rPr>
-          <w:rFonts w:ascii="Calibri" w:hAnsi="Calibri" w:cs="Calibri"/>
-          <w:b/>
-          <w:color w:val="ED7D31"/>
-          <w:sz w:val="28"/>
-          <w:szCs w:val="28"/>
-        </w:rPr>
-      </w:pPr>
-    </w:p>
-    <w:p>
-      <w:pPr>
-        <w:rPr>
-          <w:rFonts w:ascii="Calibri" w:hAnsi="Calibri" w:cs="Calibri"/>
-          <w:b/>
-          <w:color w:val="ED7D31"/>
-          <w:sz w:val="28"/>
-          <w:szCs w:val="28"/>
-        </w:rPr>
-      </w:pPr>
-    </w:p>
-    <w:p>
-      <w:pPr>
-        <w:rPr>
           <w:rFonts w:ascii="Calibri" w:hAnsi="Calibri" w:cs="Calibri"/>
           <w:b/>
           <w:color w:val="ED7D31"/>
@@ -5121,7 +5172,6 @@
           <w:sz w:val="28"/>
           <w:szCs w:val="28"/>
         </w:rPr>
-        <w:lastRenderedPageBreak/>
         <w:t>Complete the candy shop challenge</w:t>
       </w:r>
     </w:p>
@@ -5442,8 +5492,18 @@
                 <w:color w:val="auto"/>
                 <w:lang w:val="en-US"/>
               </w:rPr>
-              <w:t>/lb</w:t>
+              <w:t>/</w:t>
             </w:r>
+            <w:proofErr w:type="spellStart"/>
+            <w:r>
+              <w:rPr>
+                <w:rFonts w:asciiTheme="majorHAnsi" w:eastAsia="Times New Roman" w:hAnsiTheme="majorHAnsi" w:cstheme="majorHAnsi"/>
+                <w:color w:val="auto"/>
+                <w:lang w:val="en-US"/>
+              </w:rPr>
+              <w:t>lb</w:t>
+            </w:r>
+            <w:proofErr w:type="spellEnd"/>
           </w:p>
         </w:tc>
         <w:tc>
@@ -5591,8 +5651,18 @@
                 <w:color w:val="auto"/>
                 <w:lang w:val="en-US"/>
               </w:rPr>
-              <w:t>/lb</w:t>
+              <w:t>/</w:t>
             </w:r>
+            <w:proofErr w:type="spellStart"/>
+            <w:r>
+              <w:rPr>
+                <w:rFonts w:asciiTheme="majorHAnsi" w:eastAsia="Times New Roman" w:hAnsiTheme="majorHAnsi" w:cstheme="majorHAnsi"/>
+                <w:color w:val="auto"/>
+                <w:lang w:val="en-US"/>
+              </w:rPr>
+              <w:t>lb</w:t>
+            </w:r>
+            <w:proofErr w:type="spellEnd"/>
           </w:p>
         </w:tc>
         <w:tc>
@@ -5748,8 +5818,18 @@
                 <w:color w:val="auto"/>
                 <w:lang w:val="en-US"/>
               </w:rPr>
-              <w:t>/lb</w:t>
+              <w:t>/</w:t>
             </w:r>
+            <w:proofErr w:type="spellStart"/>
+            <w:r>
+              <w:rPr>
+                <w:rFonts w:asciiTheme="majorHAnsi" w:eastAsia="Times New Roman" w:hAnsiTheme="majorHAnsi" w:cstheme="majorHAnsi"/>
+                <w:color w:val="auto"/>
+                <w:lang w:val="en-US"/>
+              </w:rPr>
+              <w:t>lb</w:t>
+            </w:r>
+            <w:proofErr w:type="spellEnd"/>
           </w:p>
         </w:tc>
         <w:tc>
@@ -5905,8 +5985,18 @@
                 <w:color w:val="auto"/>
                 <w:lang w:val="en-US"/>
               </w:rPr>
-              <w:t>/lb</w:t>
+              <w:t>/</w:t>
             </w:r>
+            <w:proofErr w:type="spellStart"/>
+            <w:r>
+              <w:rPr>
+                <w:rFonts w:asciiTheme="majorHAnsi" w:eastAsia="Times New Roman" w:hAnsiTheme="majorHAnsi" w:cstheme="majorHAnsi"/>
+                <w:color w:val="auto"/>
+                <w:lang w:val="en-US"/>
+              </w:rPr>
+              <w:t>lb</w:t>
+            </w:r>
+            <w:proofErr w:type="spellEnd"/>
           </w:p>
         </w:tc>
         <w:tc>
@@ -6226,34 +6316,30 @@
           <w:rFonts w:ascii="Calibri" w:hAnsi="Calibri"/>
           <w:color w:val="auto"/>
         </w:rPr>
-        <w:t>Submit this portion of the lab to Pluska to receive credit for the lab guide.</w:t>
+        <w:t xml:space="preserve">Submit this portion of the lab to </w:t>
       </w:r>
-    </w:p>
-    <w:p/>
-    <w:p>
-      <w:pPr>
-        <w:pStyle w:val="BodyText"/>
-        <w:spacing w:after="0"/>
+      <w:r>
         <w:rPr>
-          <w:rFonts w:ascii="Calibri" w:eastAsia="Ubuntu" w:hAnsi="Calibri" w:cs="Ubuntu"/>
-          <w:b/>
-          <w:bCs/>
-          <w:color w:val="000000"/>
-          <w:sz w:val="28"/>
-          <w:szCs w:val="28"/>
+          <w:rFonts w:ascii="Calibri" w:hAnsi="Calibri"/>
+          <w:color w:val="auto"/>
         </w:rPr>
-      </w:pPr>
-    </w:p>
-    <w:p>
-      <w:pPr>
-        <w:ind w:left="360" w:hanging="360"/>
-      </w:pPr>
+        <w:t>Google Classroom</w:t>
+      </w:r>
+      <w:r>
+        <w:rPr>
+          <w:rFonts w:ascii="Calibri" w:hAnsi="Calibri"/>
+          <w:color w:val="auto"/>
+        </w:rPr>
+        <w:t xml:space="preserve"> to receive credit for the lab guide.</w:t>
+      </w:r>
     </w:p>
     <w:sectPr>
       <w:headerReference w:type="default" r:id="rId27"/>
-      <w:headerReference w:type="first" r:id="rId28"/>
+      <w:footerReference w:type="default" r:id="rId28"/>
+      <w:headerReference w:type="first" r:id="rId29"/>
+      <w:footerReference w:type="first" r:id="rId30"/>
       <w:pgSz w:w="12240" w:h="15840"/>
-      <w:pgMar w:top="630" w:right="1440" w:bottom="777" w:left="1440" w:header="0" w:footer="0" w:gutter="0"/>
+      <w:pgMar w:top="630" w:right="1440" w:bottom="777" w:left="1440" w:header="0" w:footer="225" w:gutter="0"/>
       <w:pgNumType w:start="1"/>
       <w:cols w:space="720"/>
       <w:formProt w:val="0"/>
@@ -6265,7 +6351,7 @@
 </file>
 
 <file path=word/endnotes.xml><?xml version="1.0" encoding="utf-8"?>
-<w:endnotes xmlns:wpc="http://schemas.microsoft.com/office/word/2010/wordprocessingCanvas" xmlns:cx="http://schemas.microsoft.com/office/drawing/2014/chartex" xmlns:cx1="http://schemas.microsoft.com/office/drawing/2015/9/8/chartex" xmlns:cx2="http://schemas.microsoft.com/office/drawing/2015/10/21/chartex" xmlns:cx3="http://schemas.microsoft.com/office/drawing/2016/5/9/chartex" xmlns:cx4="http://schemas.microsoft.com/office/drawing/2016/5/10/chartex" xmlns:cx5="http://schemas.microsoft.com/office/drawing/2016/5/11/chartex" xmlns:cx6="http://schemas.microsoft.com/office/drawing/2016/5/12/chartex" xmlns:cx7="http://schemas.microsoft.com/office/drawing/2016/5/13/chartex" xmlns:cx8="http://schemas.microsoft.com/office/drawing/2016/5/14/chartex" xmlns:mc="http://schemas.openxmlformats.org/markup-compatibility/2006" xmlns:aink="http://schemas.microsoft.com/office/drawing/2016/ink" xmlns:am3d="http://schemas.microsoft.com/office/drawing/2017/model3d" xmlns:o="urn:schemas-microsoft-com:office:office" xmlns:oel="http://schemas.microsoft.com/office/2019/extlst" xmlns:r="http://schemas.openxmlformats.org/officeDocument/2006/relationships" xmlns:m="http://schemas.openxmlformats.org/officeDocument/2006/math" xmlns:v="urn:schemas-microsoft-com:vml" xmlns:wp14="http://schemas.microsoft.com/office/word/2010/wordprocessingDrawing" xmlns:wp="http://schemas.openxmlformats.org/drawingml/2006/wordprocessingDrawing" xmlns:w10="urn:schemas-microsoft-com:office:word" xmlns:w="http://schemas.openxmlformats.org/wordprocessingml/2006/main" xmlns:w14="http://schemas.microsoft.com/office/word/2010/wordml" xmlns:w15="http://schemas.microsoft.com/office/word/2012/wordml" xmlns:w16cex="http://schemas.microsoft.com/office/word/2018/wordml/cex" xmlns:w16cid="http://schemas.microsoft.com/office/word/2016/wordml/cid" xmlns:w16="http://schemas.microsoft.com/office/word/2018/wordml" xmlns:w16du="http://schemas.microsoft.com/office/word/2023/wordml/word16du" xmlns:w16sdtdh="http://schemas.microsoft.com/office/word/2020/wordml/sdtdatahash" xmlns:w16se="http://schemas.microsoft.com/office/word/2015/wordml/symex" xmlns:wpg="http://schemas.microsoft.com/office/word/2010/wordprocessingGroup" xmlns:wpi="http://schemas.microsoft.com/office/word/2010/wordprocessingInk" xmlns:wne="http://schemas.microsoft.com/office/word/2006/wordml" xmlns:wps="http://schemas.microsoft.com/office/word/2010/wordprocessingShape" mc:Ignorable="w14 w15 w16se w16cid w16 w16cex w16sdtdh w16du wp14">
+<w:endnotes xmlns:wpc="http://schemas.microsoft.com/office/word/2010/wordprocessingCanvas" xmlns:cx="http://schemas.microsoft.com/office/drawing/2014/chartex" xmlns:cx1="http://schemas.microsoft.com/office/drawing/2015/9/8/chartex" xmlns:cx2="http://schemas.microsoft.com/office/drawing/2015/10/21/chartex" xmlns:cx3="http://schemas.microsoft.com/office/drawing/2016/5/9/chartex" xmlns:cx4="http://schemas.microsoft.com/office/drawing/2016/5/10/chartex" xmlns:cx5="http://schemas.microsoft.com/office/drawing/2016/5/11/chartex" xmlns:cx6="http://schemas.microsoft.com/office/drawing/2016/5/12/chartex" xmlns:cx7="http://schemas.microsoft.com/office/drawing/2016/5/13/chartex" xmlns:cx8="http://schemas.microsoft.com/office/drawing/2016/5/14/chartex" xmlns:mc="http://schemas.openxmlformats.org/markup-compatibility/2006" xmlns:aink="http://schemas.microsoft.com/office/drawing/2016/ink" xmlns:am3d="http://schemas.microsoft.com/office/drawing/2017/model3d" xmlns:o="urn:schemas-microsoft-com:office:office" xmlns:r="http://schemas.openxmlformats.org/officeDocument/2006/relationships" xmlns:m="http://schemas.openxmlformats.org/officeDocument/2006/math" xmlns:v="urn:schemas-microsoft-com:vml" xmlns:wp14="http://schemas.microsoft.com/office/word/2010/wordprocessingDrawing" xmlns:wp="http://schemas.openxmlformats.org/drawingml/2006/wordprocessingDrawing" xmlns:w10="urn:schemas-microsoft-com:office:word" xmlns:w="http://schemas.openxmlformats.org/wordprocessingml/2006/main" xmlns:w14="http://schemas.microsoft.com/office/word/2010/wordml" xmlns:w15="http://schemas.microsoft.com/office/word/2012/wordml" xmlns:w16cex="http://schemas.microsoft.com/office/word/2018/wordml/cex" xmlns:w16cid="http://schemas.microsoft.com/office/word/2016/wordml/cid" xmlns:w16="http://schemas.microsoft.com/office/word/2018/wordml" xmlns:w16se="http://schemas.microsoft.com/office/word/2015/wordml/symex" xmlns:wpg="http://schemas.microsoft.com/office/word/2010/wordprocessingGroup" xmlns:wpi="http://schemas.microsoft.com/office/word/2010/wordprocessingInk" xmlns:wne="http://schemas.microsoft.com/office/word/2006/wordml" xmlns:wps="http://schemas.microsoft.com/office/word/2010/wordprocessingShape" mc:Ignorable="w14 w15 w16se w16cid w16 w16cex wp14">
   <w:endnote w:type="separator" w:id="-1">
     <w:p>
       <w:pPr>
@@ -6289,8 +6375,208 @@
 </w:endnotes>
 </file>
 
+<file path=word/footer1.xml><?xml version="1.0" encoding="utf-8"?>
+<w:ftr xmlns:wpc="http://schemas.microsoft.com/office/word/2010/wordprocessingCanvas" xmlns:cx="http://schemas.microsoft.com/office/drawing/2014/chartex" xmlns:cx1="http://schemas.microsoft.com/office/drawing/2015/9/8/chartex" xmlns:cx2="http://schemas.microsoft.com/office/drawing/2015/10/21/chartex" xmlns:cx3="http://schemas.microsoft.com/office/drawing/2016/5/9/chartex" xmlns:cx4="http://schemas.microsoft.com/office/drawing/2016/5/10/chartex" xmlns:cx5="http://schemas.microsoft.com/office/drawing/2016/5/11/chartex" xmlns:cx6="http://schemas.microsoft.com/office/drawing/2016/5/12/chartex" xmlns:cx7="http://schemas.microsoft.com/office/drawing/2016/5/13/chartex" xmlns:cx8="http://schemas.microsoft.com/office/drawing/2016/5/14/chartex" xmlns:mc="http://schemas.openxmlformats.org/markup-compatibility/2006" xmlns:aink="http://schemas.microsoft.com/office/drawing/2016/ink" xmlns:am3d="http://schemas.microsoft.com/office/drawing/2017/model3d" xmlns:o="urn:schemas-microsoft-com:office:office" xmlns:r="http://schemas.openxmlformats.org/officeDocument/2006/relationships" xmlns:m="http://schemas.openxmlformats.org/officeDocument/2006/math" xmlns:v="urn:schemas-microsoft-com:vml" xmlns:wp14="http://schemas.microsoft.com/office/word/2010/wordprocessingDrawing" xmlns:wp="http://schemas.openxmlformats.org/drawingml/2006/wordprocessingDrawing" xmlns:w10="urn:schemas-microsoft-com:office:word" xmlns:w="http://schemas.openxmlformats.org/wordprocessingml/2006/main" xmlns:w14="http://schemas.microsoft.com/office/word/2010/wordml" xmlns:w15="http://schemas.microsoft.com/office/word/2012/wordml" xmlns:w16cex="http://schemas.microsoft.com/office/word/2018/wordml/cex" xmlns:w16cid="http://schemas.microsoft.com/office/word/2016/wordml/cid" xmlns:w16="http://schemas.microsoft.com/office/word/2018/wordml" xmlns:w16se="http://schemas.microsoft.com/office/word/2015/wordml/symex" xmlns:wpg="http://schemas.microsoft.com/office/word/2010/wordprocessingGroup" xmlns:wpi="http://schemas.microsoft.com/office/word/2010/wordprocessingInk" xmlns:wne="http://schemas.microsoft.com/office/word/2006/wordml" xmlns:wps="http://schemas.microsoft.com/office/word/2010/wordprocessingShape" mc:Ignorable="w14 w15 w16se w16cid w16 w16cex wp14">
+  <w:p>
+    <w:pPr>
+      <w:pStyle w:val="Footer"/>
+      <w:pBdr>
+        <w:bottom w:val="single" w:sz="8" w:space="2" w:color="000000"/>
+      </w:pBdr>
+    </w:pPr>
+  </w:p>
+  <w:p>
+    <w:pPr>
+      <w:pStyle w:val="Footer"/>
+      <w:rPr>
+        <w:rFonts w:ascii="Calibri" w:hAnsi="Calibri" w:cs="Calibri"/>
+        <w:color w:val="6B7280"/>
+      </w:rPr>
+    </w:pPr>
+    <w:r>
+      <w:rPr>
+        <w:rFonts w:ascii="Calibri" w:hAnsi="Calibri" w:cs="Calibri"/>
+        <w:b/>
+        <w:color w:val="F58220"/>
+      </w:rPr>
+      <w:t>SC:</w:t>
+    </w:r>
+    <w:r>
+      <w:rPr>
+        <w:rFonts w:ascii="Calibri" w:hAnsi="Calibri" w:cs="Calibri"/>
+        <w:bCs/>
+        <w:color w:val="948A54" w:themeColor="background2" w:themeShade="80"/>
+      </w:rPr>
+      <w:t xml:space="preserve"> </w:t>
+    </w:r>
+    <w:r>
+      <w:rPr>
+        <w:rFonts w:ascii="Calibri" w:hAnsi="Calibri" w:cs="Calibri"/>
+        <w:color w:val="7F7F7F" w:themeColor="text1" w:themeTint="80"/>
+      </w:rPr>
+      <w:t xml:space="preserve">I can explain how </w:t>
+    </w:r>
+    <w:r>
+      <w:rPr>
+        <w:rFonts w:ascii="Calibri" w:hAnsi="Calibri" w:cs="Calibri"/>
+        <w:color w:val="7F7F7F" w:themeColor="text1" w:themeTint="80"/>
+      </w:rPr>
+      <w:t>computers represent integers and real numbers and how finite storage causes overflow, round-off, and precision limitations</w:t>
+    </w:r>
+  </w:p>
+  <w:p>
+    <w:pPr>
+      <w:pStyle w:val="Footer"/>
+      <w:rPr>
+        <w:rFonts w:ascii="Calibri" w:hAnsi="Calibri" w:cs="Calibri"/>
+        <w:bCs/>
+        <w:color w:val="808080"/>
+      </w:rPr>
+    </w:pPr>
+    <w:r>
+      <w:rPr>
+        <w:rFonts w:ascii="Calibri" w:hAnsi="Calibri" w:cs="Calibri"/>
+        <w:bCs/>
+        <w:color w:val="7F7F7F" w:themeColor="text1" w:themeTint="80"/>
+      </w:rPr>
+      <w:t xml:space="preserve">© The </w:t>
+    </w:r>
+    <w:r>
+      <w:rPr>
+        <w:rFonts w:ascii="Cooper Black" w:hAnsi="Cooper Black" w:cs="Calibri Light"/>
+        <w:b/>
+        <w:color w:val="00B050"/>
+      </w:rPr>
+      <w:t>learn</w:t>
+    </w:r>
+    <w:r>
+      <w:rPr>
+        <w:rFonts w:ascii="Calibri" w:hAnsi="Calibri" w:cs="Calibri"/>
+        <w:bCs/>
+        <w:color w:val="808080"/>
+      </w:rPr>
+      <w:t xml:space="preserve"> </w:t>
+    </w:r>
+    <w:r>
+      <w:rPr>
+        <w:rFonts w:ascii="Calibri" w:hAnsi="Calibri" w:cs="Calibri"/>
+        <w:bCs/>
+        <w:color w:val="7F7F7F" w:themeColor="text1" w:themeTint="80"/>
+      </w:rPr>
+      <w:t>Project</w:t>
+    </w:r>
+  </w:p>
+  <w:p>
+    <w:pPr>
+      <w:pStyle w:val="Footer"/>
+    </w:pPr>
+  </w:p>
+</w:ftr>
+</file>
+
+<file path=word/footer2.xml><?xml version="1.0" encoding="utf-8"?>
+<w:ftr xmlns:wpc="http://schemas.microsoft.com/office/word/2010/wordprocessingCanvas" xmlns:cx="http://schemas.microsoft.com/office/drawing/2014/chartex" xmlns:cx1="http://schemas.microsoft.com/office/drawing/2015/9/8/chartex" xmlns:cx2="http://schemas.microsoft.com/office/drawing/2015/10/21/chartex" xmlns:cx3="http://schemas.microsoft.com/office/drawing/2016/5/9/chartex" xmlns:cx4="http://schemas.microsoft.com/office/drawing/2016/5/10/chartex" xmlns:cx5="http://schemas.microsoft.com/office/drawing/2016/5/11/chartex" xmlns:cx6="http://schemas.microsoft.com/office/drawing/2016/5/12/chartex" xmlns:cx7="http://schemas.microsoft.com/office/drawing/2016/5/13/chartex" xmlns:cx8="http://schemas.microsoft.com/office/drawing/2016/5/14/chartex" xmlns:mc="http://schemas.openxmlformats.org/markup-compatibility/2006" xmlns:aink="http://schemas.microsoft.com/office/drawing/2016/ink" xmlns:am3d="http://schemas.microsoft.com/office/drawing/2017/model3d" xmlns:o="urn:schemas-microsoft-com:office:office" xmlns:r="http://schemas.openxmlformats.org/officeDocument/2006/relationships" xmlns:m="http://schemas.openxmlformats.org/officeDocument/2006/math" xmlns:v="urn:schemas-microsoft-com:vml" xmlns:wp14="http://schemas.microsoft.com/office/word/2010/wordprocessingDrawing" xmlns:wp="http://schemas.openxmlformats.org/drawingml/2006/wordprocessingDrawing" xmlns:w10="urn:schemas-microsoft-com:office:word" xmlns:w="http://schemas.openxmlformats.org/wordprocessingml/2006/main" xmlns:w14="http://schemas.microsoft.com/office/word/2010/wordml" xmlns:w15="http://schemas.microsoft.com/office/word/2012/wordml" xmlns:w16cex="http://schemas.microsoft.com/office/word/2018/wordml/cex" xmlns:w16cid="http://schemas.microsoft.com/office/word/2016/wordml/cid" xmlns:w16="http://schemas.microsoft.com/office/word/2018/wordml" xmlns:w16se="http://schemas.microsoft.com/office/word/2015/wordml/symex" xmlns:wpg="http://schemas.microsoft.com/office/word/2010/wordprocessingGroup" xmlns:wpi="http://schemas.microsoft.com/office/word/2010/wordprocessingInk" xmlns:wne="http://schemas.microsoft.com/office/word/2006/wordml" xmlns:wps="http://schemas.microsoft.com/office/word/2010/wordprocessingShape" mc:Ignorable="w14 w15 w16se w16cid w16 w16cex wp14">
+  <w:p>
+    <w:pPr>
+      <w:pStyle w:val="Footer"/>
+      <w:pBdr>
+        <w:bottom w:val="single" w:sz="8" w:space="2" w:color="000000"/>
+      </w:pBdr>
+    </w:pPr>
+    <w:bookmarkStart w:id="10" w:name="_Hlk238479936"/>
+  </w:p>
+  <w:p>
+    <w:pPr>
+      <w:pStyle w:val="Footer"/>
+      <w:rPr>
+        <w:rFonts w:ascii="Calibri" w:hAnsi="Calibri" w:cs="Calibri"/>
+        <w:color w:val="6B7280"/>
+      </w:rPr>
+    </w:pPr>
+    <w:r>
+      <w:rPr>
+        <w:rFonts w:ascii="Calibri" w:hAnsi="Calibri" w:cs="Calibri"/>
+        <w:b/>
+        <w:color w:val="F58220"/>
+      </w:rPr>
+      <w:t>SC:</w:t>
+    </w:r>
+    <w:r>
+      <w:rPr>
+        <w:rFonts w:ascii="Calibri" w:hAnsi="Calibri" w:cs="Calibri"/>
+        <w:bCs/>
+        <w:color w:val="948A54" w:themeColor="background2" w:themeShade="80"/>
+      </w:rPr>
+      <w:t xml:space="preserve"> </w:t>
+    </w:r>
+    <w:r>
+      <w:rPr>
+        <w:rFonts w:ascii="Calibri" w:hAnsi="Calibri" w:cs="Calibri"/>
+        <w:color w:val="7F7F7F" w:themeColor="text1" w:themeTint="80"/>
+      </w:rPr>
+      <w:t xml:space="preserve">I can explain how </w:t>
+    </w:r>
+    <w:r>
+      <w:rPr>
+        <w:rFonts w:ascii="Calibri" w:hAnsi="Calibri" w:cs="Calibri"/>
+        <w:color w:val="7F7F7F" w:themeColor="text1" w:themeTint="80"/>
+      </w:rPr>
+      <w:t>computers represent integers and real numbers and how finite storage causes overflow, round-off, and precision limitations</w:t>
+    </w:r>
+  </w:p>
+  <w:p>
+    <w:pPr>
+      <w:pStyle w:val="Footer"/>
+      <w:rPr>
+        <w:rFonts w:ascii="Calibri" w:hAnsi="Calibri" w:cs="Calibri"/>
+        <w:bCs/>
+        <w:color w:val="808080"/>
+      </w:rPr>
+    </w:pPr>
+    <w:r>
+      <w:rPr>
+        <w:rFonts w:ascii="Calibri" w:hAnsi="Calibri" w:cs="Calibri"/>
+        <w:bCs/>
+        <w:color w:val="7F7F7F" w:themeColor="text1" w:themeTint="80"/>
+      </w:rPr>
+      <w:t xml:space="preserve">© The </w:t>
+    </w:r>
+    <w:r>
+      <w:rPr>
+        <w:rFonts w:ascii="Cooper Black" w:hAnsi="Cooper Black" w:cs="Calibri Light"/>
+        <w:b/>
+        <w:color w:val="00B050"/>
+      </w:rPr>
+      <w:t>learn</w:t>
+    </w:r>
+    <w:r>
+      <w:rPr>
+        <w:rFonts w:ascii="Calibri" w:hAnsi="Calibri" w:cs="Calibri"/>
+        <w:bCs/>
+        <w:color w:val="808080"/>
+      </w:rPr>
+      <w:t xml:space="preserve"> </w:t>
+    </w:r>
+    <w:r>
+      <w:rPr>
+        <w:rFonts w:ascii="Calibri" w:hAnsi="Calibri" w:cs="Calibri"/>
+        <w:bCs/>
+        <w:color w:val="7F7F7F" w:themeColor="text1" w:themeTint="80"/>
+      </w:rPr>
+      <w:t>Project</w:t>
+    </w:r>
+  </w:p>
+  <w:bookmarkEnd w:id="10"/>
+  <w:p>
+    <w:pPr>
+      <w:pStyle w:val="Footer"/>
+    </w:pPr>
+  </w:p>
+</w:ftr>
+</file>
+
 <file path=word/footnotes.xml><?xml version="1.0" encoding="utf-8"?>
-<w:footnotes xmlns:wpc="http://schemas.microsoft.com/office/word/2010/wordprocessingCanvas" xmlns:cx="http://schemas.microsoft.com/office/drawing/2014/chartex" xmlns:cx1="http://schemas.microsoft.com/office/drawing/2015/9/8/chartex" xmlns:cx2="http://schemas.microsoft.com/office/drawing/2015/10/21/chartex" xmlns:cx3="http://schemas.microsoft.com/office/drawing/2016/5/9/chartex" xmlns:cx4="http://schemas.microsoft.com/office/drawing/2016/5/10/chartex" xmlns:cx5="http://schemas.microsoft.com/office/drawing/2016/5/11/chartex" xmlns:cx6="http://schemas.microsoft.com/office/drawing/2016/5/12/chartex" xmlns:cx7="http://schemas.microsoft.com/office/drawing/2016/5/13/chartex" xmlns:cx8="http://schemas.microsoft.com/office/drawing/2016/5/14/chartex" xmlns:mc="http://schemas.openxmlformats.org/markup-compatibility/2006" xmlns:aink="http://schemas.microsoft.com/office/drawing/2016/ink" xmlns:am3d="http://schemas.microsoft.com/office/drawing/2017/model3d" xmlns:o="urn:schemas-microsoft-com:office:office" xmlns:oel="http://schemas.microsoft.com/office/2019/extlst" xmlns:r="http://schemas.openxmlformats.org/officeDocument/2006/relationships" xmlns:m="http://schemas.openxmlformats.org/officeDocument/2006/math" xmlns:v="urn:schemas-microsoft-com:vml" xmlns:wp14="http://schemas.microsoft.com/office/word/2010/wordprocessingDrawing" xmlns:wp="http://schemas.openxmlformats.org/drawingml/2006/wordprocessingDrawing" xmlns:w10="urn:schemas-microsoft-com:office:word" xmlns:w="http://schemas.openxmlformats.org/wordprocessingml/2006/main" xmlns:w14="http://schemas.microsoft.com/office/word/2010/wordml" xmlns:w15="http://schemas.microsoft.com/office/word/2012/wordml" xmlns:w16cex="http://schemas.microsoft.com/office/word/2018/wordml/cex" xmlns:w16cid="http://schemas.microsoft.com/office/word/2016/wordml/cid" xmlns:w16="http://schemas.microsoft.com/office/word/2018/wordml" xmlns:w16du="http://schemas.microsoft.com/office/word/2023/wordml/word16du" xmlns:w16sdtdh="http://schemas.microsoft.com/office/word/2020/wordml/sdtdatahash" xmlns:w16se="http://schemas.microsoft.com/office/word/2015/wordml/symex" xmlns:wpg="http://schemas.microsoft.com/office/word/2010/wordprocessingGroup" xmlns:wpi="http://schemas.microsoft.com/office/word/2010/wordprocessingInk" xmlns:wne="http://schemas.microsoft.com/office/word/2006/wordml" xmlns:wps="http://schemas.microsoft.com/office/word/2010/wordprocessingShape" mc:Ignorable="w14 w15 w16se w16cid w16 w16cex w16sdtdh w16du wp14">
+<w:footnotes xmlns:wpc="http://schemas.microsoft.com/office/word/2010/wordprocessingCanvas" xmlns:cx="http://schemas.microsoft.com/office/drawing/2014/chartex" xmlns:cx1="http://schemas.microsoft.com/office/drawing/2015/9/8/chartex" xmlns:cx2="http://schemas.microsoft.com/office/drawing/2015/10/21/chartex" xmlns:cx3="http://schemas.microsoft.com/office/drawing/2016/5/9/chartex" xmlns:cx4="http://schemas.microsoft.com/office/drawing/2016/5/10/chartex" xmlns:cx5="http://schemas.microsoft.com/office/drawing/2016/5/11/chartex" xmlns:cx6="http://schemas.microsoft.com/office/drawing/2016/5/12/chartex" xmlns:cx7="http://schemas.microsoft.com/office/drawing/2016/5/13/chartex" xmlns:cx8="http://schemas.microsoft.com/office/drawing/2016/5/14/chartex" xmlns:mc="http://schemas.openxmlformats.org/markup-compatibility/2006" xmlns:aink="http://schemas.microsoft.com/office/drawing/2016/ink" xmlns:am3d="http://schemas.microsoft.com/office/drawing/2017/model3d" xmlns:o="urn:schemas-microsoft-com:office:office" xmlns:r="http://schemas.openxmlformats.org/officeDocument/2006/relationships" xmlns:m="http://schemas.openxmlformats.org/officeDocument/2006/math" xmlns:v="urn:schemas-microsoft-com:vml" xmlns:wp14="http://schemas.microsoft.com/office/word/2010/wordprocessingDrawing" xmlns:wp="http://schemas.openxmlformats.org/drawingml/2006/wordprocessingDrawing" xmlns:w10="urn:schemas-microsoft-com:office:word" xmlns:w="http://schemas.openxmlformats.org/wordprocessingml/2006/main" xmlns:w14="http://schemas.microsoft.com/office/word/2010/wordml" xmlns:w15="http://schemas.microsoft.com/office/word/2012/wordml" xmlns:w16cex="http://schemas.microsoft.com/office/word/2018/wordml/cex" xmlns:w16cid="http://schemas.microsoft.com/office/word/2016/wordml/cid" xmlns:w16="http://schemas.microsoft.com/office/word/2018/wordml" xmlns:w16se="http://schemas.microsoft.com/office/word/2015/wordml/symex" xmlns:wpg="http://schemas.microsoft.com/office/word/2010/wordprocessingGroup" xmlns:wpi="http://schemas.microsoft.com/office/word/2010/wordprocessingInk" xmlns:wne="http://schemas.microsoft.com/office/word/2006/wordml" xmlns:wps="http://schemas.microsoft.com/office/word/2010/wordprocessingShape" mc:Ignorable="w14 w15 w16se w16cid w16 w16cex wp14">
   <w:footnote w:type="separator" w:id="-1">
     <w:p>
       <w:pPr>
@@ -6315,7 +6601,7 @@
 </file>
 
 <file path=word/header1.xml><?xml version="1.0" encoding="utf-8"?>
-<w:hdr xmlns:wpc="http://schemas.microsoft.com/office/word/2010/wordprocessingCanvas" xmlns:cx="http://schemas.microsoft.com/office/drawing/2014/chartex" xmlns:cx1="http://schemas.microsoft.com/office/drawing/2015/9/8/chartex" xmlns:cx2="http://schemas.microsoft.com/office/drawing/2015/10/21/chartex" xmlns:cx3="http://schemas.microsoft.com/office/drawing/2016/5/9/chartex" xmlns:cx4="http://schemas.microsoft.com/office/drawing/2016/5/10/chartex" xmlns:cx5="http://schemas.microsoft.com/office/drawing/2016/5/11/chartex" xmlns:cx6="http://schemas.microsoft.com/office/drawing/2016/5/12/chartex" xmlns:cx7="http://schemas.microsoft.com/office/drawing/2016/5/13/chartex" xmlns:cx8="http://schemas.microsoft.com/office/drawing/2016/5/14/chartex" xmlns:mc="http://schemas.openxmlformats.org/markup-compatibility/2006" xmlns:aink="http://schemas.microsoft.com/office/drawing/2016/ink" xmlns:am3d="http://schemas.microsoft.com/office/drawing/2017/model3d" xmlns:o="urn:schemas-microsoft-com:office:office" xmlns:oel="http://schemas.microsoft.com/office/2019/extlst" xmlns:r="http://schemas.openxmlformats.org/officeDocument/2006/relationships" xmlns:m="http://schemas.openxmlformats.org/officeDocument/2006/math" xmlns:v="urn:schemas-microsoft-com:vml" xmlns:wp14="http://schemas.microsoft.com/office/word/2010/wordprocessingDrawing" xmlns:wp="http://schemas.openxmlformats.org/drawingml/2006/wordprocessingDrawing" xmlns:w10="urn:schemas-microsoft-com:office:word" xmlns:w="http://schemas.openxmlformats.org/wordprocessingml/2006/main" xmlns:w14="http://schemas.microsoft.com/office/word/2010/wordml" xmlns:w15="http://schemas.microsoft.com/office/word/2012/wordml" xmlns:w16cex="http://schemas.microsoft.com/office/word/2018/wordml/cex" xmlns:w16cid="http://schemas.microsoft.com/office/word/2016/wordml/cid" xmlns:w16="http://schemas.microsoft.com/office/word/2018/wordml" xmlns:w16du="http://schemas.microsoft.com/office/word/2023/wordml/word16du" xmlns:w16sdtdh="http://schemas.microsoft.com/office/word/2020/wordml/sdtdatahash" xmlns:w16se="http://schemas.microsoft.com/office/word/2015/wordml/symex" xmlns:wpg="http://schemas.microsoft.com/office/word/2010/wordprocessingGroup" xmlns:wpi="http://schemas.microsoft.com/office/word/2010/wordprocessingInk" xmlns:wne="http://schemas.microsoft.com/office/word/2006/wordml" xmlns:wps="http://schemas.microsoft.com/office/word/2010/wordprocessingShape" mc:Ignorable="w14 w15 w16se w16cid w16 w16cex w16sdtdh w16du wp14">
+<w:hdr xmlns:wpc="http://schemas.microsoft.com/office/word/2010/wordprocessingCanvas" xmlns:cx="http://schemas.microsoft.com/office/drawing/2014/chartex" xmlns:cx1="http://schemas.microsoft.com/office/drawing/2015/9/8/chartex" xmlns:cx2="http://schemas.microsoft.com/office/drawing/2015/10/21/chartex" xmlns:cx3="http://schemas.microsoft.com/office/drawing/2016/5/9/chartex" xmlns:cx4="http://schemas.microsoft.com/office/drawing/2016/5/10/chartex" xmlns:cx5="http://schemas.microsoft.com/office/drawing/2016/5/11/chartex" xmlns:cx6="http://schemas.microsoft.com/office/drawing/2016/5/12/chartex" xmlns:cx7="http://schemas.microsoft.com/office/drawing/2016/5/13/chartex" xmlns:cx8="http://schemas.microsoft.com/office/drawing/2016/5/14/chartex" xmlns:mc="http://schemas.openxmlformats.org/markup-compatibility/2006" xmlns:aink="http://schemas.microsoft.com/office/drawing/2016/ink" xmlns:am3d="http://schemas.microsoft.com/office/drawing/2017/model3d" xmlns:o="urn:schemas-microsoft-com:office:office" xmlns:r="http://schemas.openxmlformats.org/officeDocument/2006/relationships" xmlns:m="http://schemas.openxmlformats.org/officeDocument/2006/math" xmlns:v="urn:schemas-microsoft-com:vml" xmlns:wp14="http://schemas.microsoft.com/office/word/2010/wordprocessingDrawing" xmlns:wp="http://schemas.openxmlformats.org/drawingml/2006/wordprocessingDrawing" xmlns:w10="urn:schemas-microsoft-com:office:word" xmlns:w="http://schemas.openxmlformats.org/wordprocessingml/2006/main" xmlns:w14="http://schemas.microsoft.com/office/word/2010/wordml" xmlns:w15="http://schemas.microsoft.com/office/word/2012/wordml" xmlns:w16cex="http://schemas.microsoft.com/office/word/2018/wordml/cex" xmlns:w16cid="http://schemas.microsoft.com/office/word/2016/wordml/cid" xmlns:w16="http://schemas.microsoft.com/office/word/2018/wordml" xmlns:w16se="http://schemas.microsoft.com/office/word/2015/wordml/symex" xmlns:wpg="http://schemas.microsoft.com/office/word/2010/wordprocessingGroup" xmlns:wpi="http://schemas.microsoft.com/office/word/2010/wordprocessingInk" xmlns:wne="http://schemas.microsoft.com/office/word/2006/wordml" xmlns:wps="http://schemas.microsoft.com/office/word/2010/wordprocessingShape" mc:Ignorable="w14 w15 w16se w16cid w16 w16cex wp14">
   <w:p>
     <w:pPr>
       <w:pStyle w:val="Header"/>
@@ -6346,7 +6632,7 @@
 </file>
 
 <file path=word/header2.xml><?xml version="1.0" encoding="utf-8"?>
-<w:hdr xmlns:wpc="http://schemas.microsoft.com/office/word/2010/wordprocessingCanvas" xmlns:cx="http://schemas.microsoft.com/office/drawing/2014/chartex" xmlns:cx1="http://schemas.microsoft.com/office/drawing/2015/9/8/chartex" xmlns:cx2="http://schemas.microsoft.com/office/drawing/2015/10/21/chartex" xmlns:cx3="http://schemas.microsoft.com/office/drawing/2016/5/9/chartex" xmlns:cx4="http://schemas.microsoft.com/office/drawing/2016/5/10/chartex" xmlns:cx5="http://schemas.microsoft.com/office/drawing/2016/5/11/chartex" xmlns:cx6="http://schemas.microsoft.com/office/drawing/2016/5/12/chartex" xmlns:cx7="http://schemas.microsoft.com/office/drawing/2016/5/13/chartex" xmlns:cx8="http://schemas.microsoft.com/office/drawing/2016/5/14/chartex" xmlns:mc="http://schemas.openxmlformats.org/markup-compatibility/2006" xmlns:aink="http://schemas.microsoft.com/office/drawing/2016/ink" xmlns:am3d="http://schemas.microsoft.com/office/drawing/2017/model3d" xmlns:o="urn:schemas-microsoft-com:office:office" xmlns:oel="http://schemas.microsoft.com/office/2019/extlst" xmlns:r="http://schemas.openxmlformats.org/officeDocument/2006/relationships" xmlns:m="http://schemas.openxmlformats.org/officeDocument/2006/math" xmlns:v="urn:schemas-microsoft-com:vml" xmlns:wp14="http://schemas.microsoft.com/office/word/2010/wordprocessingDrawing" xmlns:wp="http://schemas.openxmlformats.org/drawingml/2006/wordprocessingDrawing" xmlns:w10="urn:schemas-microsoft-com:office:word" xmlns:w="http://schemas.openxmlformats.org/wordprocessingml/2006/main" xmlns:w14="http://schemas.microsoft.com/office/word/2010/wordml" xmlns:w15="http://schemas.microsoft.com/office/word/2012/wordml" xmlns:w16cex="http://schemas.microsoft.com/office/word/2018/wordml/cex" xmlns:w16cid="http://schemas.microsoft.com/office/word/2016/wordml/cid" xmlns:w16="http://schemas.microsoft.com/office/word/2018/wordml" xmlns:w16du="http://schemas.microsoft.com/office/word/2023/wordml/word16du" xmlns:w16sdtdh="http://schemas.microsoft.com/office/word/2020/wordml/sdtdatahash" xmlns:w16se="http://schemas.microsoft.com/office/word/2015/wordml/symex" xmlns:wpg="http://schemas.microsoft.com/office/word/2010/wordprocessingGroup" xmlns:wpi="http://schemas.microsoft.com/office/word/2010/wordprocessingInk" xmlns:wne="http://schemas.microsoft.com/office/word/2006/wordml" xmlns:wps="http://schemas.microsoft.com/office/word/2010/wordprocessingShape" mc:Ignorable="w14 w15 w16se w16cid w16 w16cex w16sdtdh w16du wp14">
+<w:hdr xmlns:wpc="http://schemas.microsoft.com/office/word/2010/wordprocessingCanvas" xmlns:cx="http://schemas.microsoft.com/office/drawing/2014/chartex" xmlns:cx1="http://schemas.microsoft.com/office/drawing/2015/9/8/chartex" xmlns:cx2="http://schemas.microsoft.com/office/drawing/2015/10/21/chartex" xmlns:cx3="http://schemas.microsoft.com/office/drawing/2016/5/9/chartex" xmlns:cx4="http://schemas.microsoft.com/office/drawing/2016/5/10/chartex" xmlns:cx5="http://schemas.microsoft.com/office/drawing/2016/5/11/chartex" xmlns:cx6="http://schemas.microsoft.com/office/drawing/2016/5/12/chartex" xmlns:cx7="http://schemas.microsoft.com/office/drawing/2016/5/13/chartex" xmlns:cx8="http://schemas.microsoft.com/office/drawing/2016/5/14/chartex" xmlns:mc="http://schemas.openxmlformats.org/markup-compatibility/2006" xmlns:aink="http://schemas.microsoft.com/office/drawing/2016/ink" xmlns:am3d="http://schemas.microsoft.com/office/drawing/2017/model3d" xmlns:o="urn:schemas-microsoft-com:office:office" xmlns:r="http://schemas.openxmlformats.org/officeDocument/2006/relationships" xmlns:m="http://schemas.openxmlformats.org/officeDocument/2006/math" xmlns:v="urn:schemas-microsoft-com:vml" xmlns:wp14="http://schemas.microsoft.com/office/word/2010/wordprocessingDrawing" xmlns:wp="http://schemas.openxmlformats.org/drawingml/2006/wordprocessingDrawing" xmlns:w10="urn:schemas-microsoft-com:office:word" xmlns:w="http://schemas.openxmlformats.org/wordprocessingml/2006/main" xmlns:w14="http://schemas.microsoft.com/office/word/2010/wordml" xmlns:w15="http://schemas.microsoft.com/office/word/2012/wordml" xmlns:w16cex="http://schemas.microsoft.com/office/word/2018/wordml/cex" xmlns:w16cid="http://schemas.microsoft.com/office/word/2016/wordml/cid" xmlns:w16="http://schemas.microsoft.com/office/word/2018/wordml" xmlns:w16se="http://schemas.microsoft.com/office/word/2015/wordml/symex" xmlns:wpg="http://schemas.microsoft.com/office/word/2010/wordprocessingGroup" xmlns:wpi="http://schemas.microsoft.com/office/word/2010/wordprocessingInk" xmlns:wne="http://schemas.microsoft.com/office/word/2006/wordml" xmlns:wps="http://schemas.microsoft.com/office/word/2010/wordprocessingShape" mc:Ignorable="w14 w15 w16se w16cid w16 w16cex wp14">
   <w:p>
     <w:pPr>
       <w:pStyle w:val="Header"/>
@@ -6394,7 +6680,7 @@
 </file>
 
 <file path=word/numbering.xml><?xml version="1.0" encoding="utf-8"?>
-<w:numbering xmlns:wpc="http://schemas.microsoft.com/office/word/2010/wordprocessingCanvas" xmlns:cx="http://schemas.microsoft.com/office/drawing/2014/chartex" xmlns:cx1="http://schemas.microsoft.com/office/drawing/2015/9/8/chartex" xmlns:cx2="http://schemas.microsoft.com/office/drawing/2015/10/21/chartex" xmlns:cx3="http://schemas.microsoft.com/office/drawing/2016/5/9/chartex" xmlns:cx4="http://schemas.microsoft.com/office/drawing/2016/5/10/chartex" xmlns:cx5="http://schemas.microsoft.com/office/drawing/2016/5/11/chartex" xmlns:cx6="http://schemas.microsoft.com/office/drawing/2016/5/12/chartex" xmlns:cx7="http://schemas.microsoft.com/office/drawing/2016/5/13/chartex" xmlns:cx8="http://schemas.microsoft.com/office/drawing/2016/5/14/chartex" xmlns:mc="http://schemas.openxmlformats.org/markup-compatibility/2006" xmlns:aink="http://schemas.microsoft.com/office/drawing/2016/ink" xmlns:am3d="http://schemas.microsoft.com/office/drawing/2017/model3d" xmlns:o="urn:schemas-microsoft-com:office:office" xmlns:oel="http://schemas.microsoft.com/office/2019/extlst" xmlns:r="http://schemas.openxmlformats.org/officeDocument/2006/relationships" xmlns:m="http://schemas.openxmlformats.org/officeDocument/2006/math" xmlns:v="urn:schemas-microsoft-com:vml" xmlns:wp14="http://schemas.microsoft.com/office/word/2010/wordprocessingDrawing" xmlns:wp="http://schemas.openxmlformats.org/drawingml/2006/wordprocessingDrawing" xmlns:w10="urn:schemas-microsoft-com:office:word" xmlns:w="http://schemas.openxmlformats.org/wordprocessingml/2006/main" xmlns:w14="http://schemas.microsoft.com/office/word/2010/wordml" xmlns:w15="http://schemas.microsoft.com/office/word/2012/wordml" xmlns:w16cex="http://schemas.microsoft.com/office/word/2018/wordml/cex" xmlns:w16cid="http://schemas.microsoft.com/office/word/2016/wordml/cid" xmlns:w16="http://schemas.microsoft.com/office/word/2018/wordml" xmlns:w16du="http://schemas.microsoft.com/office/word/2023/wordml/word16du" xmlns:w16sdtdh="http://schemas.microsoft.com/office/word/2020/wordml/sdtdatahash" xmlns:w16se="http://schemas.microsoft.com/office/word/2015/wordml/symex" xmlns:wpg="http://schemas.microsoft.com/office/word/2010/wordprocessingGroup" xmlns:wpi="http://schemas.microsoft.com/office/word/2010/wordprocessingInk" xmlns:wne="http://schemas.microsoft.com/office/word/2006/wordml" xmlns:wps="http://schemas.microsoft.com/office/word/2010/wordprocessingShape" mc:Ignorable="w14 w15 w16se w16cid w16 w16cex w16sdtdh w16du wp14">
+<w:numbering xmlns:wpc="http://schemas.microsoft.com/office/word/2010/wordprocessingCanvas" xmlns:cx="http://schemas.microsoft.com/office/drawing/2014/chartex" xmlns:cx1="http://schemas.microsoft.com/office/drawing/2015/9/8/chartex" xmlns:cx2="http://schemas.microsoft.com/office/drawing/2015/10/21/chartex" xmlns:cx3="http://schemas.microsoft.com/office/drawing/2016/5/9/chartex" xmlns:cx4="http://schemas.microsoft.com/office/drawing/2016/5/10/chartex" xmlns:cx5="http://schemas.microsoft.com/office/drawing/2016/5/11/chartex" xmlns:cx6="http://schemas.microsoft.com/office/drawing/2016/5/12/chartex" xmlns:cx7="http://schemas.microsoft.com/office/drawing/2016/5/13/chartex" xmlns:cx8="http://schemas.microsoft.com/office/drawing/2016/5/14/chartex" xmlns:mc="http://schemas.openxmlformats.org/markup-compatibility/2006" xmlns:aink="http://schemas.microsoft.com/office/drawing/2016/ink" xmlns:am3d="http://schemas.microsoft.com/office/drawing/2017/model3d" xmlns:o="urn:schemas-microsoft-com:office:office" xmlns:r="http://schemas.openxmlformats.org/officeDocument/2006/relationships" xmlns:m="http://schemas.openxmlformats.org/officeDocument/2006/math" xmlns:v="urn:schemas-microsoft-com:vml" xmlns:wp14="http://schemas.microsoft.com/office/word/2010/wordprocessingDrawing" xmlns:wp="http://schemas.openxmlformats.org/drawingml/2006/wordprocessingDrawing" xmlns:w10="urn:schemas-microsoft-com:office:word" xmlns:w="http://schemas.openxmlformats.org/wordprocessingml/2006/main" xmlns:w14="http://schemas.microsoft.com/office/word/2010/wordml" xmlns:w15="http://schemas.microsoft.com/office/word/2012/wordml" xmlns:w16cex="http://schemas.microsoft.com/office/word/2018/wordml/cex" xmlns:w16cid="http://schemas.microsoft.com/office/word/2016/wordml/cid" xmlns:w16="http://schemas.microsoft.com/office/word/2018/wordml" xmlns:w16se="http://schemas.microsoft.com/office/word/2015/wordml/symex" xmlns:wpg="http://schemas.microsoft.com/office/word/2010/wordprocessingGroup" xmlns:wpi="http://schemas.microsoft.com/office/word/2010/wordprocessingInk" xmlns:wne="http://schemas.microsoft.com/office/word/2006/wordml" xmlns:wps="http://schemas.microsoft.com/office/word/2010/wordprocessingShape" mc:Ignorable="w14 w15 w16se w16cid w16 w16cex wp14">
   <w:abstractNum w:abstractNumId="0" w15:restartNumberingAfterBreak="0">
     <w:nsid w:val="0F393744"/>
     <w:multiLevelType w:val="multilevel"/>
@@ -7320,32 +7606,32 @@
       </w:rPr>
     </w:lvl>
   </w:abstractNum>
-  <w:num w:numId="1" w16cid:durableId="1402869712">
+  <w:num w:numId="1">
     <w:abstractNumId w:val="2"/>
   </w:num>
-  <w:num w:numId="2" w16cid:durableId="1303846379">
+  <w:num w:numId="2">
     <w:abstractNumId w:val="4"/>
   </w:num>
-  <w:num w:numId="3" w16cid:durableId="1452939433">
+  <w:num w:numId="3">
     <w:abstractNumId w:val="0"/>
   </w:num>
-  <w:num w:numId="4" w16cid:durableId="2143889151">
+  <w:num w:numId="4">
     <w:abstractNumId w:val="5"/>
   </w:num>
-  <w:num w:numId="5" w16cid:durableId="1627927418">
+  <w:num w:numId="5">
     <w:abstractNumId w:val="6"/>
   </w:num>
-  <w:num w:numId="6" w16cid:durableId="226570495">
+  <w:num w:numId="6">
     <w:abstractNumId w:val="3"/>
   </w:num>
-  <w:num w:numId="7" w16cid:durableId="787700504">
+  <w:num w:numId="7">
     <w:abstractNumId w:val="1"/>
   </w:num>
 </w:numbering>
 </file>
 
 <file path=word/styles.xml><?xml version="1.0" encoding="utf-8"?>
-<w:styles xmlns:mc="http://schemas.openxmlformats.org/markup-compatibility/2006" xmlns:r="http://schemas.openxmlformats.org/officeDocument/2006/relationships" xmlns:w="http://schemas.openxmlformats.org/wordprocessingml/2006/main" xmlns:w14="http://schemas.microsoft.com/office/word/2010/wordml" xmlns:w15="http://schemas.microsoft.com/office/word/2012/wordml" xmlns:w16cex="http://schemas.microsoft.com/office/word/2018/wordml/cex" xmlns:w16cid="http://schemas.microsoft.com/office/word/2016/wordml/cid" xmlns:w16="http://schemas.microsoft.com/office/word/2018/wordml" xmlns:w16du="http://schemas.microsoft.com/office/word/2023/wordml/word16du" xmlns:w16sdtdh="http://schemas.microsoft.com/office/word/2020/wordml/sdtdatahash" xmlns:w16se="http://schemas.microsoft.com/office/word/2015/wordml/symex" mc:Ignorable="w14 w15 w16se w16cid w16 w16cex w16sdtdh w16du">
+<w:styles xmlns:mc="http://schemas.openxmlformats.org/markup-compatibility/2006" xmlns:r="http://schemas.openxmlformats.org/officeDocument/2006/relationships" xmlns:w="http://schemas.openxmlformats.org/wordprocessingml/2006/main" xmlns:w14="http://schemas.microsoft.com/office/word/2010/wordml" xmlns:w15="http://schemas.microsoft.com/office/word/2012/wordml" xmlns:w16cex="http://schemas.microsoft.com/office/word/2018/wordml/cex" xmlns:w16cid="http://schemas.microsoft.com/office/word/2016/wordml/cid" xmlns:w16="http://schemas.microsoft.com/office/word/2018/wordml" xmlns:w16se="http://schemas.microsoft.com/office/word/2015/wordml/symex" mc:Ignorable="w14 w15 w16se w16cid w16 w16cex">
   <w:docDefaults>
     <w:rPrDefault>
       <w:rPr>
